--- a/klagomål/A 32651-2025 FSC-klagomål.docx
+++ b/klagomål/A 32651-2025 FSC-klagomål.docx
@@ -1650,7 +1650,7 @@
     <w:r>
       <w:tab/>
       <w:tab/>
-      <w:t>2025-08-06</w:t>
+      <w:t>2025-08-09</w:t>
       <w:br/>
       <w:br/>
     </w:r>

--- a/klagomål/A 32651-2025 FSC-klagomål.docx
+++ b/klagomål/A 32651-2025 FSC-klagomål.docx
@@ -168,7 +168,7 @@
     </w:p>
     <w:p>
       <w:r>
-        <w:t>Detta dokument behandlar höga naturvärden i avverkningsanmälan A 32651-2025 i Ragunda kommun. Denna avverkningsanmälan inkom 2025-06-30 och omfattar 27,3 ha.</w:t>
+        <w:t>Detta dokument behandlar höga naturvärden i avverkningsanmälan A 32651-2025 i Ragunda kommun. Denna avverkningsanmälan inkom 2025-06-30 16:15:39 och omfattar 27,3 ha.</w:t>
       </w:r>
     </w:p>
     <w:p>

--- a/klagomål/A 32651-2025 FSC-klagomål.docx
+++ b/klagomål/A 32651-2025 FSC-klagomål.docx
@@ -1650,7 +1650,7 @@
     <w:r>
       <w:tab/>
       <w:tab/>
-      <w:t>2025-08-09</w:t>
+      <w:t>2025-08-10</w:t>
       <w:br/>
       <w:br/>
     </w:r>

--- a/klagomål/A 32651-2025 FSC-klagomål.docx
+++ b/klagomål/A 32651-2025 FSC-klagomål.docx
@@ -1650,7 +1650,7 @@
     <w:r>
       <w:tab/>
       <w:tab/>
-      <w:t>2025-08-10</w:t>
+      <w:t>2025-08-11</w:t>
       <w:br/>
       <w:br/>
     </w:r>

--- a/klagomål/A 32651-2025 FSC-klagomål.docx
+++ b/klagomål/A 32651-2025 FSC-klagomål.docx
@@ -1650,7 +1650,7 @@
     <w:r>
       <w:tab/>
       <w:tab/>
-      <w:t>2025-08-11</w:t>
+      <w:t>2025-08-12</w:t>
       <w:br/>
       <w:br/>
     </w:r>

--- a/klagomål/A 32651-2025 FSC-klagomål.docx
+++ b/klagomål/A 32651-2025 FSC-klagomål.docx
@@ -1650,7 +1650,7 @@
     <w:r>
       <w:tab/>
       <w:tab/>
-      <w:t>2025-08-12</w:t>
+      <w:t>2025-08-13</w:t>
       <w:br/>
       <w:br/>
     </w:r>

--- a/klagomål/A 32651-2025 FSC-klagomål.docx
+++ b/klagomål/A 32651-2025 FSC-klagomål.docx
@@ -1650,7 +1650,7 @@
     <w:r>
       <w:tab/>
       <w:tab/>
-      <w:t>2025-08-13</w:t>
+      <w:t>2025-08-14</w:t>
       <w:br/>
       <w:br/>
     </w:r>

--- a/klagomål/A 32651-2025 FSC-klagomål.docx
+++ b/klagomål/A 32651-2025 FSC-klagomål.docx
@@ -1650,7 +1650,7 @@
     <w:r>
       <w:tab/>
       <w:tab/>
-      <w:t>2025-08-14</w:t>
+      <w:t>2025-08-15</w:t>
       <w:br/>
       <w:br/>
     </w:r>

--- a/klagomål/A 32651-2025 FSC-klagomål.docx
+++ b/klagomål/A 32651-2025 FSC-klagomål.docx
@@ -1650,7 +1650,7 @@
     <w:r>
       <w:tab/>
       <w:tab/>
-      <w:t>2025-08-15</w:t>
+      <w:t>2025-08-16</w:t>
       <w:br/>
       <w:br/>
     </w:r>

--- a/klagomål/A 32651-2025 FSC-klagomål.docx
+++ b/klagomål/A 32651-2025 FSC-klagomål.docx
@@ -1650,7 +1650,7 @@
     <w:r>
       <w:tab/>
       <w:tab/>
-      <w:t>2025-08-16</w:t>
+      <w:t>2025-08-17</w:t>
       <w:br/>
       <w:br/>
     </w:r>

--- a/klagomål/A 32651-2025 FSC-klagomål.docx
+++ b/klagomål/A 32651-2025 FSC-klagomål.docx
@@ -1650,7 +1650,7 @@
     <w:r>
       <w:tab/>
       <w:tab/>
-      <w:t>2025-08-17</w:t>
+      <w:t>2025-08-18</w:t>
       <w:br/>
       <w:br/>
     </w:r>

--- a/klagomål/A 32651-2025 FSC-klagomål.docx
+++ b/klagomål/A 32651-2025 FSC-klagomål.docx
@@ -1650,7 +1650,7 @@
     <w:r>
       <w:tab/>
       <w:tab/>
-      <w:t>2025-08-18</w:t>
+      <w:t>2025-08-19</w:t>
       <w:br/>
       <w:br/>
     </w:r>

--- a/klagomål/A 32651-2025 FSC-klagomål.docx
+++ b/klagomål/A 32651-2025 FSC-klagomål.docx
@@ -1650,7 +1650,7 @@
     <w:r>
       <w:tab/>
       <w:tab/>
-      <w:t>2025-08-19</w:t>
+      <w:t>2025-08-20</w:t>
       <w:br/>
       <w:br/>
     </w:r>

--- a/klagomål/A 32651-2025 FSC-klagomål.docx
+++ b/klagomål/A 32651-2025 FSC-klagomål.docx
@@ -1650,7 +1650,7 @@
     <w:r>
       <w:tab/>
       <w:tab/>
-      <w:t>2025-08-20</w:t>
+      <w:t>2025-08-21</w:t>
       <w:br/>
       <w:br/>
     </w:r>

--- a/klagomål/A 32651-2025 FSC-klagomål.docx
+++ b/klagomål/A 32651-2025 FSC-klagomål.docx
@@ -1650,7 +1650,7 @@
     <w:r>
       <w:tab/>
       <w:tab/>
-      <w:t>2025-08-21</w:t>
+      <w:t>2025-08-22</w:t>
       <w:br/>
       <w:br/>
     </w:r>

--- a/klagomål/A 32651-2025 FSC-klagomål.docx
+++ b/klagomål/A 32651-2025 FSC-klagomål.docx
@@ -1650,7 +1650,7 @@
     <w:r>
       <w:tab/>
       <w:tab/>
-      <w:t>2025-08-22</w:t>
+      <w:t>2025-08-23</w:t>
       <w:br/>
       <w:br/>
     </w:r>

--- a/klagomål/A 32651-2025 FSC-klagomål.docx
+++ b/klagomål/A 32651-2025 FSC-klagomål.docx
@@ -1650,7 +1650,7 @@
     <w:r>
       <w:tab/>
       <w:tab/>
-      <w:t>2025-08-23</w:t>
+      <w:t>2025-08-24</w:t>
       <w:br/>
       <w:br/>
     </w:r>

--- a/klagomål/A 32651-2025 FSC-klagomål.docx
+++ b/klagomål/A 32651-2025 FSC-klagomål.docx
@@ -1650,7 +1650,7 @@
     <w:r>
       <w:tab/>
       <w:tab/>
-      <w:t>2025-08-24</w:t>
+      <w:t>2025-08-25</w:t>
       <w:br/>
       <w:br/>
     </w:r>

--- a/klagomål/A 32651-2025 FSC-klagomål.docx
+++ b/klagomål/A 32651-2025 FSC-klagomål.docx
@@ -1650,7 +1650,7 @@
     <w:r>
       <w:tab/>
       <w:tab/>
-      <w:t>2025-08-25</w:t>
+      <w:t>2025-08-26</w:t>
       <w:br/>
       <w:br/>
     </w:r>

--- a/klagomål/A 32651-2025 FSC-klagomål.docx
+++ b/klagomål/A 32651-2025 FSC-klagomål.docx
@@ -1650,7 +1650,7 @@
     <w:r>
       <w:tab/>
       <w:tab/>
-      <w:t>2025-08-26</w:t>
+      <w:t>2025-08-30</w:t>
       <w:br/>
       <w:br/>
     </w:r>

--- a/klagomål/A 32651-2025 FSC-klagomål.docx
+++ b/klagomål/A 32651-2025 FSC-klagomål.docx
@@ -1650,7 +1650,7 @@
     <w:r>
       <w:tab/>
       <w:tab/>
-      <w:t>2025-08-30</w:t>
+      <w:t>2025-08-31</w:t>
       <w:br/>
       <w:br/>
     </w:r>

--- a/klagomål/A 32651-2025 FSC-klagomål.docx
+++ b/klagomål/A 32651-2025 FSC-klagomål.docx
@@ -1650,7 +1650,7 @@
     <w:r>
       <w:tab/>
       <w:tab/>
-      <w:t>2025-08-31</w:t>
+      <w:t>2025-09-01</w:t>
       <w:br/>
       <w:br/>
     </w:r>

--- a/klagomål/A 32651-2025 FSC-klagomål.docx
+++ b/klagomål/A 32651-2025 FSC-klagomål.docx
@@ -1650,7 +1650,7 @@
     <w:r>
       <w:tab/>
       <w:tab/>
-      <w:t>2025-09-01</w:t>
+      <w:t>2025-09-04</w:t>
       <w:br/>
       <w:br/>
     </w:r>

--- a/klagomål/A 32651-2025 FSC-klagomål.docx
+++ b/klagomål/A 32651-2025 FSC-klagomål.docx
@@ -1650,7 +1650,7 @@
     <w:r>
       <w:tab/>
       <w:tab/>
-      <w:t>2025-09-04</w:t>
+      <w:t>2025-09-05</w:t>
       <w:br/>
       <w:br/>
     </w:r>

--- a/klagomål/A 32651-2025 FSC-klagomål.docx
+++ b/klagomål/A 32651-2025 FSC-klagomål.docx
@@ -1650,7 +1650,7 @@
     <w:r>
       <w:tab/>
       <w:tab/>
-      <w:t>2025-09-05</w:t>
+      <w:t>2025-09-07</w:t>
       <w:br/>
       <w:br/>
     </w:r>

--- a/klagomål/A 32651-2025 FSC-klagomål.docx
+++ b/klagomål/A 32651-2025 FSC-klagomål.docx
@@ -1650,7 +1650,7 @@
     <w:r>
       <w:tab/>
       <w:tab/>
-      <w:t>2025-09-07</w:t>
+      <w:t>2025-09-08</w:t>
       <w:br/>
       <w:br/>
     </w:r>

--- a/klagomål/A 32651-2025 FSC-klagomål.docx
+++ b/klagomål/A 32651-2025 FSC-klagomål.docx
@@ -1650,7 +1650,7 @@
     <w:r>
       <w:tab/>
       <w:tab/>
-      <w:t>2025-09-08</w:t>
+      <w:t>2025-09-10</w:t>
       <w:br/>
       <w:br/>
     </w:r>

--- a/klagomål/A 32651-2025 FSC-klagomål.docx
+++ b/klagomål/A 32651-2025 FSC-klagomål.docx
@@ -1650,7 +1650,7 @@
     <w:r>
       <w:tab/>
       <w:tab/>
-      <w:t>2025-09-10</w:t>
+      <w:t>2025-09-11</w:t>
       <w:br/>
       <w:br/>
     </w:r>

--- a/klagomål/A 32651-2025 FSC-klagomål.docx
+++ b/klagomål/A 32651-2025 FSC-klagomål.docx
@@ -1650,7 +1650,7 @@
     <w:r>
       <w:tab/>
       <w:tab/>
-      <w:t>2025-09-11</w:t>
+      <w:t>2025-09-12</w:t>
       <w:br/>
       <w:br/>
     </w:r>

--- a/klagomål/A 32651-2025 FSC-klagomål.docx
+++ b/klagomål/A 32651-2025 FSC-klagomål.docx
@@ -1650,7 +1650,7 @@
     <w:r>
       <w:tab/>
       <w:tab/>
-      <w:t>2025-09-12</w:t>
+      <w:t>2025-09-13</w:t>
       <w:br/>
       <w:br/>
     </w:r>

--- a/klagomål/A 32651-2025 FSC-klagomål.docx
+++ b/klagomål/A 32651-2025 FSC-klagomål.docx
@@ -1650,7 +1650,7 @@
     <w:r>
       <w:tab/>
       <w:tab/>
-      <w:t>2025-09-13</w:t>
+      <w:t>2025-09-14</w:t>
       <w:br/>
       <w:br/>
     </w:r>

--- a/klagomål/A 32651-2025 FSC-klagomål.docx
+++ b/klagomål/A 32651-2025 FSC-klagomål.docx
@@ -425,7 +425,25 @@
         <w:t>Knärot (VU, §8)</w:t>
       </w:r>
       <w:r>
-        <w:t xml:space="preserve"> är rödlistad som sårbar och fridlyst enligt 8§ artskyddsförordningen. En nyligen genomförd analys av 79 floraväktarlokaler indikerar att det behövs någonstans mellan 100 och 150 meters skyddszon för att en knärotspopulation inte ska dö ut på lång sikt (Sebestyén &amp; Sundberg, 2025). Detta ligger väl i linje med tidigare genomförda studier som visar att det krävs väl tilltagna buffertzoner för att knäroten inte ska ta skada av skogsbruksåtgärder i intilliggande skog (Johnson, 2014; Koelmeijer m.fl., 2022; Skogsstyrelsen, 2022). Arten är även känslig för gallring vilket framgår av Skogsstyrelsens egen vägledning för hänsyn till knärot (Skogsstyrelsen, 2022). För rika förekomster av knärot är reservatsbildning eller biotopskydd lämpliga åtgärder för att skydda den (SLU Artdatabanken, 2024).</w:t>
+        <w:t xml:space="preserve"> är rödlistad som sårbar och fridlyst enligt 8§ artskyddsförordningen. En nyligen genomförd analys av 79 floraväktarlokaler indikerar att det behövs någonstans mellan 100 och 150 meters skyddszon för att en knärotspopulation inte ska dö ut på lång sikt (Sebestyén &amp; Sundberg, 2025). Detta ligger väl i linje med tidigare genomförda studier som visar att det krävs väl tilltagna buffertzoner för att knäroten inte ska ta skada av skogsbruksåtgärder i intilliggande skog (Johnson, 2014; Koelmeijer m.fl., 2022; Skogsstyrelsen, 2022). Arten är även känslig för gallring vilket framgår av Skogsstyrelsens egen vägledning för hänsyn till knärot (Skogsstyrelsen, 2022). För rika förekomster av knärot är reservatsbildning eller biotopskydd lämpliga åtgärder för att skydda den. På knärot kan den sällsynta rostsvampen </w:t>
+      </w:r>
+      <w:r>
+        <w:rPr>
+          <w:i/>
+        </w:rPr>
+        <w:t>Pucciniastrum goodyerae</w:t>
+      </w:r>
+      <w:r>
+        <w:t xml:space="preserve"> påträffas. </w:t>
+      </w:r>
+      <w:r>
+        <w:rPr>
+          <w:i/>
+        </w:rPr>
+        <w:t>Pucciniastrum goodyerae</w:t>
+      </w:r>
+      <w:r>
+        <w:t xml:space="preserve"> är klassad som NE (ej bedömd) i rödlistan(SLU Artdatabanken, 2024).</w:t>
       </w:r>
     </w:p>
     <w:p>
@@ -1650,7 +1668,7 @@
     <w:r>
       <w:tab/>
       <w:tab/>
-      <w:t>2025-09-14</w:t>
+      <w:t>2025-09-15</w:t>
       <w:br/>
       <w:br/>
     </w:r>

--- a/klagomål/A 32651-2025 FSC-klagomål.docx
+++ b/klagomål/A 32651-2025 FSC-klagomål.docx
@@ -1668,7 +1668,7 @@
     <w:r>
       <w:tab/>
       <w:tab/>
-      <w:t>2025-09-15</w:t>
+      <w:t>2025-09-16</w:t>
       <w:br/>
       <w:br/>
     </w:r>

--- a/klagomål/A 32651-2025 FSC-klagomål.docx
+++ b/klagomål/A 32651-2025 FSC-klagomål.docx
@@ -191,7 +191,7 @@
     </w:p>
     <w:p>
       <w:r>
-        <w:t>I avverkningsanmälan har följande 20 naturvårdsarter hittats: knärot (VU, §8), rynkskinn (VU), garnlav (NT), granticka (NT), gultoppig fingersvamp (NT), harticka (NT), lunglav (NT), skogsfru (NT, §8), spillkråka (NT, §4), talltita (NT, §4), tretåig hackspett (NT, §4), ullticka (NT), bårdlav (S), guckusko (S, §7), kransrams (S), luddlav (S), spindelblomster (S, §8), stuplav (S), tvåblad (S, §8) och fläcknycklar (§8). Av dessa är 12 rödlistade. För rödlistade arter har rödlistekategorin angivits inom parentes. Arter som är signalarter enligt Skogsstyrelsen har markerats med (S). För fridlysta arter anges även paragrafen i Artskyddsförordningen som arten är fridlyst enligt.</w:t>
+        <w:t>I avverkningsanmälan har följande 22 naturvårdsarter hittats: knärot (VU, §8), rynkskinn (VU), garnlav (NT), granticka (NT), gultoppig fingersvamp (NT), harticka (NT), lunglav (NT), skogsfru (NT, §8), spillkråka (NT, §4), talltita (NT, §4), tretåig hackspett (NT, §4), ullticka (NT), bårdlav (S), gräsull (S), guckusko (S, §7), kransrams (S), luddlav (S), spindelblomster (S, §8), stuplav (S), tvåblad (S, §8), ögonpyrola (S) och fläcknycklar (§8). Av dessa är 12 rödlistade. För rödlistade arter har rödlistekategorin angivits inom parentes. Arter som är signalarter enligt Skogsstyrelsen har markerats med (S). För fridlysta arter anges även paragrafen i Artskyddsförordningen som arten är fridlyst enligt.</w:t>
       </w:r>
     </w:p>
     <w:p>
@@ -380,6 +380,17 @@
       </w:r>
     </w:p>
     <w:p>
+      <w:r>
+        <w:rPr>
+          <w:b/>
+        </w:rPr>
+        <w:t xml:space="preserve">Ögonpyrola </w:t>
+      </w:r>
+      <w:r>
+        <w:t>är normalt en bra signalart som visar på områden med höga naturvärden och stabila förhållanden, särskilt inom näringsfattiga trakter. Växten är mycket känslig för markskador och försvinner snabbt efter slutavverkning. Den hotas också av skogsgödsling och markavvattning (Nitare &amp; Skogsstyrelsen, 2019).</w:t>
+      </w:r>
+    </w:p>
+    <w:p>
       <w:pPr>
         <w:pStyle w:val="Heading1"/>
       </w:pPr>
@@ -448,7 +459,7 @@
     </w:p>
     <w:p>
       <w:r>
-        <w:t>I det avverkningsanmälda området finns 10 fyndplatser för knärot registrerade på Artportalen. Figur 2 visar gränserna för buffertzoner på 50 m, som behöver lämnas kring fyndplatserna för att knärotslokalerna inte ska försvinna vid en avverkning. Av det avverkningsanmälda området överlappar 4.94 ha med buffertzonerna och får av detta skäl inte avverkas.</w:t>
+        <w:t>I det avverkningsanmälda området finns 15 fyndplatser för knärot registrerade på Artportalen. Figur 2 visar gränserna för buffertzoner på 50 m, som behöver lämnas kring fyndplatserna för att knärotslokalerna inte ska försvinna vid en avverkning. Av det avverkningsanmälda området överlappar 8.29 ha med buffertzonerna och får av detta skäl inte avverkas.</w:t>
       </w:r>
     </w:p>
     <w:p>
@@ -648,10 +659,18 @@
         <w:rPr>
           <w:b/>
         </w:rPr>
-        <w:t xml:space="preserve">6.4.3 </w:t>
-      </w:r>
-      <w:r>
-        <w:t>Bevarandeåtgärder genomförs för de kända förekomster av rödlistade arter som påverkas av skogsbruk.</w:t>
+        <w:t xml:space="preserve">6.4.1 </w:t>
+      </w:r>
+      <w:r>
+        <w:t>Följande biotoper undantas från alla skogsbruksåtgärder, förutom åtgärder påkallade för att bevara eller främja biotopens naturliga eller hävdbetingade biologiska mångfald:</w:t>
+      </w:r>
+    </w:p>
+    <w:p>
+      <w:pPr>
+        <w:ind w:left="357"/>
+      </w:pPr>
+      <w:r>
+        <w:t>b) nyckelbiotoper enligt Skogsstyrelsens definition och metod (1995)</w:t>
       </w:r>
     </w:p>
     <w:p>
@@ -669,7 +688,36 @@
         <w:rPr>
           <w:i/>
         </w:rPr>
-        <w:t>I det avverkningsanmälda skogsområdet har 20 naturvårdsarter varav 12 rödlistade arter sina livsmiljöer och växtplatser.</w:t>
+        <w:t>I det avverkningsanmälda skogsområdet har 21 rödlistade arter och signalarter påträffats. Detta ska jämföras med Skogsstyrelsens uppföljning 2017 av nyckelbiotoper som visade att man i genomsnitt hittar 20,6 olika rödlistade arter och signalarter i en nyckelbiotop (Wijk, S. 2017. Biologisk mångfald i nyckelbiotoper – Resultat från inventeringen “Uppföljning biologisk mångfald” 2009–2015. Rapport 4/2017 Skogsstyrelsen, Jönköping).</w:t>
+      </w:r>
+    </w:p>
+    <w:p>
+      <w:r>
+        <w:rPr>
+          <w:b/>
+        </w:rPr>
+        <w:t xml:space="preserve">6.4.3 </w:t>
+      </w:r>
+      <w:r>
+        <w:t>Bevarandeåtgärder genomförs för de kända förekomster av rödlistade arter som påverkas av skogsbruk.</w:t>
+      </w:r>
+    </w:p>
+    <w:p>
+      <w:pPr>
+        <w:pStyle w:val="ListBullet"/>
+      </w:pPr>
+      <w:r>
+        <w:rPr>
+          <w:b/>
+          <w:i/>
+        </w:rPr>
+        <w:t xml:space="preserve">Kommentar: </w:t>
+      </w:r>
+      <w:r>
+        <w:rPr>
+          <w:i/>
+        </w:rPr>
+        <w:t>I det avverkningsanmälda skogsområdet har 22 naturvårdsarter varav 12 rödlistade arter sina livsmiljöer och växtplatser.</w:t>
       </w:r>
     </w:p>
     <w:p>
@@ -1668,7 +1716,7 @@
     <w:r>
       <w:tab/>
       <w:tab/>
-      <w:t>2025-09-16</w:t>
+      <w:t>2025-09-17</w:t>
       <w:br/>
       <w:br/>
     </w:r>

--- a/klagomål/A 32651-2025 FSC-klagomål.docx
+++ b/klagomål/A 32651-2025 FSC-klagomål.docx
@@ -1716,7 +1716,7 @@
     <w:r>
       <w:tab/>
       <w:tab/>
-      <w:t>2025-09-17</w:t>
+      <w:t>2025-09-18</w:t>
       <w:br/>
       <w:br/>
     </w:r>

--- a/klagomål/A 32651-2025 FSC-klagomål.docx
+++ b/klagomål/A 32651-2025 FSC-klagomål.docx
@@ -191,7 +191,7 @@
     </w:p>
     <w:p>
       <w:r>
-        <w:t>I avverkningsanmälan har följande 22 naturvårdsarter hittats: knärot (VU, §8), rynkskinn (VU), garnlav (NT), granticka (NT), gultoppig fingersvamp (NT), harticka (NT), lunglav (NT), skogsfru (NT, §8), spillkråka (NT, §4), talltita (NT, §4), tretåig hackspett (NT, §4), ullticka (NT), bårdlav (S), gräsull (S), guckusko (S, §7), kransrams (S), luddlav (S), spindelblomster (S, §8), stuplav (S), tvåblad (S, §8), ögonpyrola (S) och fläcknycklar (§8). Av dessa är 12 rödlistade. För rödlistade arter har rödlistekategorin angivits inom parentes. Arter som är signalarter enligt Skogsstyrelsen har markerats med (S). För fridlysta arter anges även paragrafen i Artskyddsförordningen som arten är fridlyst enligt.</w:t>
+        <w:t>I avverkningsanmälan har följande 23 naturvårdsarter hittats: knärot (VU, §8), rynkskinn (VU), garnlav (NT), granticka (NT), gultoppig fingersvamp (NT), harticka (NT), koralltaggsvamp (NT), lunglav (NT), skogsfru (NT, §8), spillkråka (NT, §4), talltita (NT, §4), tretåig hackspett (NT, §4), ullticka (NT), bårdlav (S), gräsull (S), guckusko (S, §7), kransrams (S), luddlav (S), spindelblomster (S, §8), stuplav (S), tvåblad (S, §8), ögonpyrola (S) och fläcknycklar (§8). Av dessa är 13 rödlistade. För rödlistade arter har rödlistekategorin angivits inom parentes. Arter som är signalarter enligt Skogsstyrelsen har markerats med (S). För fridlysta arter anges även paragrafen i Artskyddsförordningen som arten är fridlyst enligt.</w:t>
       </w:r>
     </w:p>
     <w:p>
@@ -295,6 +295,17 @@
         <w:rPr>
           <w:b/>
         </w:rPr>
+        <w:t>Koralltaggsvamp (NT)</w:t>
+      </w:r>
+      <w:r>
+        <w:t xml:space="preserve"> är i hela landet en mycket bra signalart som nästan enbart påträffas i skogsområden med höga naturvärden. Arten hotas av brist på död ved. Ingrepp som innebär att lågor och döda eller skadade träd tas bort missgynnar arten. En slutavverkning, skoglig gallring eller annat uttag av virke på växtplatsen som ger ett förändrat lokalklimat innebär ett direkt hot liksom överföring av lövskog till barrskog (SLU Artdatabanken, 2024; Nitare &amp; Skogsstyrelsen, 2019).</w:t>
+      </w:r>
+    </w:p>
+    <w:p>
+      <w:r>
+        <w:rPr>
+          <w:b/>
+        </w:rPr>
         <w:t>Lunglav (NT)</w:t>
       </w:r>
       <w:r>
@@ -459,7 +470,7 @@
     </w:p>
     <w:p>
       <w:r>
-        <w:t>I det avverkningsanmälda området finns 15 fyndplatser för knärot registrerade på Artportalen. Figur 2 visar gränserna för buffertzoner på 50 m, som behöver lämnas kring fyndplatserna för att knärotslokalerna inte ska försvinna vid en avverkning. Av det avverkningsanmälda området överlappar 8.29 ha med buffertzonerna och får av detta skäl inte avverkas.</w:t>
+        <w:t>I det avverkningsanmälda området finns 15 fyndplatser för knärot registrerade på Artportalen. Figur 2 visar gränserna för buffertzoner på 50 m, som behöver lämnas kring fyndplatserna för att knärotslokalerna inte ska försvinna vid en avverkning. Av det avverkningsanmälda området överlappar 8.67 ha med buffertzonerna och får av detta skäl inte avverkas.</w:t>
       </w:r>
     </w:p>
     <w:p>
@@ -688,7 +699,7 @@
         <w:rPr>
           <w:i/>
         </w:rPr>
-        <w:t>I det avverkningsanmälda skogsområdet har 21 rödlistade arter och signalarter påträffats. Detta ska jämföras med Skogsstyrelsens uppföljning 2017 av nyckelbiotoper som visade att man i genomsnitt hittar 20,6 olika rödlistade arter och signalarter i en nyckelbiotop (Wijk, S. 2017. Biologisk mångfald i nyckelbiotoper – Resultat från inventeringen “Uppföljning biologisk mångfald” 2009–2015. Rapport 4/2017 Skogsstyrelsen, Jönköping).</w:t>
+        <w:t>I det avverkningsanmälda skogsområdet har 22 rödlistade arter och signalarter påträffats. Detta ska jämföras med Skogsstyrelsens uppföljning 2017 av nyckelbiotoper som visade att man i genomsnitt hittar 20,6 olika rödlistade arter och signalarter i en nyckelbiotop (Wijk, S. 2017. Biologisk mångfald i nyckelbiotoper – Resultat från inventeringen “Uppföljning biologisk mångfald” 2009–2015. Rapport 4/2017 Skogsstyrelsen, Jönköping).</w:t>
       </w:r>
     </w:p>
     <w:p>
@@ -717,7 +728,7 @@
         <w:rPr>
           <w:i/>
         </w:rPr>
-        <w:t>I det avverkningsanmälda skogsområdet har 22 naturvårdsarter varav 12 rödlistade arter sina livsmiljöer och växtplatser.</w:t>
+        <w:t>I det avverkningsanmälda skogsområdet har 23 naturvårdsarter varav 13 rödlistade arter sina livsmiljöer och växtplatser.</w:t>
       </w:r>
     </w:p>
     <w:p>
@@ -1716,7 +1727,7 @@
     <w:r>
       <w:tab/>
       <w:tab/>
-      <w:t>2025-09-18</w:t>
+      <w:t>2025-09-22</w:t>
       <w:br/>
       <w:br/>
     </w:r>

--- a/klagomål/A 32651-2025 FSC-klagomål.docx
+++ b/klagomål/A 32651-2025 FSC-klagomål.docx
@@ -1727,7 +1727,7 @@
     <w:r>
       <w:tab/>
       <w:tab/>
-      <w:t>2025-09-22</w:t>
+      <w:t>2025-09-23</w:t>
       <w:br/>
       <w:br/>
     </w:r>

--- a/klagomål/A 32651-2025 FSC-klagomål.docx
+++ b/klagomål/A 32651-2025 FSC-klagomål.docx
@@ -1727,7 +1727,7 @@
     <w:r>
       <w:tab/>
       <w:tab/>
-      <w:t>2025-09-23</w:t>
+      <w:t>2025-09-24</w:t>
       <w:br/>
       <w:br/>
     </w:r>

--- a/klagomål/A 32651-2025 FSC-klagomål.docx
+++ b/klagomål/A 32651-2025 FSC-klagomål.docx
@@ -1727,7 +1727,7 @@
     <w:r>
       <w:tab/>
       <w:tab/>
-      <w:t>2025-09-24</w:t>
+      <w:t>2025-09-25</w:t>
       <w:br/>
       <w:br/>
     </w:r>

--- a/klagomål/A 32651-2025 FSC-klagomål.docx
+++ b/klagomål/A 32651-2025 FSC-klagomål.docx
@@ -1727,7 +1727,7 @@
     <w:r>
       <w:tab/>
       <w:tab/>
-      <w:t>2025-09-25</w:t>
+      <w:t>2025-09-26</w:t>
       <w:br/>
       <w:br/>
     </w:r>

--- a/klagomål/A 32651-2025 FSC-klagomål.docx
+++ b/klagomål/A 32651-2025 FSC-klagomål.docx
@@ -1727,7 +1727,7 @@
     <w:r>
       <w:tab/>
       <w:tab/>
-      <w:t>2025-09-26</w:t>
+      <w:t>2025-09-27</w:t>
       <w:br/>
       <w:br/>
     </w:r>

--- a/klagomål/A 32651-2025 FSC-klagomål.docx
+++ b/klagomål/A 32651-2025 FSC-klagomål.docx
@@ -1727,7 +1727,7 @@
     <w:r>
       <w:tab/>
       <w:tab/>
-      <w:t>2025-09-27</w:t>
+      <w:t>2025-09-28</w:t>
       <w:br/>
       <w:br/>
     </w:r>

--- a/klagomål/A 32651-2025 FSC-klagomål.docx
+++ b/klagomål/A 32651-2025 FSC-klagomål.docx
@@ -1727,7 +1727,7 @@
     <w:r>
       <w:tab/>
       <w:tab/>
-      <w:t>2025-09-28</w:t>
+      <w:t>2025-09-29</w:t>
       <w:br/>
       <w:br/>
     </w:r>

--- a/klagomål/A 32651-2025 FSC-klagomål.docx
+++ b/klagomål/A 32651-2025 FSC-klagomål.docx
@@ -1727,7 +1727,7 @@
     <w:r>
       <w:tab/>
       <w:tab/>
-      <w:t>2025-09-29</w:t>
+      <w:t>2025-09-30</w:t>
       <w:br/>
       <w:br/>
     </w:r>

--- a/klagomål/A 32651-2025 FSC-klagomål.docx
+++ b/klagomål/A 32651-2025 FSC-klagomål.docx
@@ -1727,7 +1727,7 @@
     <w:r>
       <w:tab/>
       <w:tab/>
-      <w:t>2025-09-30</w:t>
+      <w:t>2025-10-01</w:t>
       <w:br/>
       <w:br/>
     </w:r>

--- a/klagomål/A 32651-2025 FSC-klagomål.docx
+++ b/klagomål/A 32651-2025 FSC-klagomål.docx
@@ -1727,7 +1727,7 @@
     <w:r>
       <w:tab/>
       <w:tab/>
-      <w:t>2025-10-01</w:t>
+      <w:t>2025-10-02</w:t>
       <w:br/>
       <w:br/>
     </w:r>

--- a/klagomål/A 32651-2025 FSC-klagomål.docx
+++ b/klagomål/A 32651-2025 FSC-klagomål.docx
@@ -1727,7 +1727,7 @@
     <w:r>
       <w:tab/>
       <w:tab/>
-      <w:t>2025-10-02</w:t>
+      <w:t>2025-10-03</w:t>
       <w:br/>
       <w:br/>
     </w:r>

--- a/klagomål/A 32651-2025 FSC-klagomål.docx
+++ b/klagomål/A 32651-2025 FSC-klagomål.docx
@@ -1727,7 +1727,7 @@
     <w:r>
       <w:tab/>
       <w:tab/>
-      <w:t>2025-10-03</w:t>
+      <w:t>2025-10-04</w:t>
       <w:br/>
       <w:br/>
     </w:r>

--- a/klagomål/A 32651-2025 FSC-klagomål.docx
+++ b/klagomål/A 32651-2025 FSC-klagomål.docx
@@ -1727,7 +1727,7 @@
     <w:r>
       <w:tab/>
       <w:tab/>
-      <w:t>2025-10-04</w:t>
+      <w:t>2025-10-05</w:t>
       <w:br/>
       <w:br/>
     </w:r>

--- a/klagomål/A 32651-2025 FSC-klagomål.docx
+++ b/klagomål/A 32651-2025 FSC-klagomål.docx
@@ -1727,7 +1727,7 @@
     <w:r>
       <w:tab/>
       <w:tab/>
-      <w:t>2025-10-05</w:t>
+      <w:t>2025-10-06</w:t>
       <w:br/>
       <w:br/>
     </w:r>

--- a/klagomål/A 32651-2025 FSC-klagomål.docx
+++ b/klagomål/A 32651-2025 FSC-klagomål.docx
@@ -1727,7 +1727,7 @@
     <w:r>
       <w:tab/>
       <w:tab/>
-      <w:t>2025-10-06</w:t>
+      <w:t>2025-10-07</w:t>
       <w:br/>
       <w:br/>
     </w:r>

--- a/klagomål/A 32651-2025 FSC-klagomål.docx
+++ b/klagomål/A 32651-2025 FSC-klagomål.docx
@@ -1727,7 +1727,7 @@
     <w:r>
       <w:tab/>
       <w:tab/>
-      <w:t>2025-10-07</w:t>
+      <w:t>2025-10-08</w:t>
       <w:br/>
       <w:br/>
     </w:r>

--- a/klagomål/A 32651-2025 FSC-klagomål.docx
+++ b/klagomål/A 32651-2025 FSC-klagomål.docx
@@ -1727,7 +1727,7 @@
     <w:r>
       <w:tab/>
       <w:tab/>
-      <w:t>2025-10-08</w:t>
+      <w:t>2025-10-09</w:t>
       <w:br/>
       <w:br/>
     </w:r>

--- a/klagomål/A 32651-2025 FSC-klagomål.docx
+++ b/klagomål/A 32651-2025 FSC-klagomål.docx
@@ -1727,7 +1727,7 @@
     <w:r>
       <w:tab/>
       <w:tab/>
-      <w:t>2025-10-09</w:t>
+      <w:t>2025-10-10</w:t>
       <w:br/>
       <w:br/>
     </w:r>

--- a/klagomål/A 32651-2025 FSC-klagomål.docx
+++ b/klagomål/A 32651-2025 FSC-klagomål.docx
@@ -1727,7 +1727,7 @@
     <w:r>
       <w:tab/>
       <w:tab/>
-      <w:t>2025-10-10</w:t>
+      <w:t>2025-10-11</w:t>
       <w:br/>
       <w:br/>
     </w:r>

--- a/klagomål/A 32651-2025 FSC-klagomål.docx
+++ b/klagomål/A 32651-2025 FSC-klagomål.docx
@@ -1727,7 +1727,7 @@
     <w:r>
       <w:tab/>
       <w:tab/>
-      <w:t>2025-10-16</w:t>
+      <w:t>2025-10-17</w:t>
       <w:br/>
       <w:br/>
     </w:r>

--- a/klagomål/A 32651-2025 FSC-klagomål.docx
+++ b/klagomål/A 32651-2025 FSC-klagomål.docx
@@ -1727,7 +1727,7 @@
     <w:r>
       <w:tab/>
       <w:tab/>
-      <w:t>2025-10-17</w:t>
+      <w:t>2025-10-18</w:t>
       <w:br/>
       <w:br/>
     </w:r>

--- a/klagomål/A 32651-2025 FSC-klagomål.docx
+++ b/klagomål/A 32651-2025 FSC-klagomål.docx
@@ -1727,7 +1727,7 @@
     <w:r>
       <w:tab/>
       <w:tab/>
-      <w:t>2025-10-18</w:t>
+      <w:t>2025-10-19</w:t>
       <w:br/>
       <w:br/>
     </w:r>

--- a/klagomål/A 32651-2025 FSC-klagomål.docx
+++ b/klagomål/A 32651-2025 FSC-klagomål.docx
@@ -1727,7 +1727,7 @@
     <w:r>
       <w:tab/>
       <w:tab/>
-      <w:t>2025-10-19</w:t>
+      <w:t>2025-10-20</w:t>
       <w:br/>
       <w:br/>
     </w:r>

--- a/klagomål/A 32651-2025 FSC-klagomål.docx
+++ b/klagomål/A 32651-2025 FSC-klagomål.docx
@@ -1727,7 +1727,7 @@
     <w:r>
       <w:tab/>
       <w:tab/>
-      <w:t>2025-10-20</w:t>
+      <w:t>2025-10-21</w:t>
       <w:br/>
       <w:br/>
     </w:r>

--- a/klagomål/A 32651-2025 FSC-klagomål.docx
+++ b/klagomål/A 32651-2025 FSC-klagomål.docx
@@ -465,7 +465,7 @@
         <w:t>Pucciniastrum goodyerae</w:t>
       </w:r>
       <w:r>
-        <w:t xml:space="preserve"> är klassad som NE (ej bedömd) i rödlistan(SLU Artdatabanken, 2024).</w:t>
+        <w:t xml:space="preserve"> är klassad som NE (ej bedömd) i rödlistan (SLU Artdatabanken, 2024).</w:t>
       </w:r>
     </w:p>
     <w:p>
@@ -1727,7 +1727,7 @@
     <w:r>
       <w:tab/>
       <w:tab/>
-      <w:t>2025-10-21</w:t>
+      <w:t>2025-10-22</w:t>
       <w:br/>
       <w:br/>
     </w:r>

--- a/klagomål/A 32651-2025 FSC-klagomål.docx
+++ b/klagomål/A 32651-2025 FSC-klagomål.docx
@@ -1727,7 +1727,7 @@
     <w:r>
       <w:tab/>
       <w:tab/>
-      <w:t>2025-10-22</w:t>
+      <w:t>2025-10-23</w:t>
       <w:br/>
       <w:br/>
     </w:r>

--- a/klagomål/A 32651-2025 FSC-klagomål.docx
+++ b/klagomål/A 32651-2025 FSC-klagomål.docx
@@ -1727,7 +1727,7 @@
     <w:r>
       <w:tab/>
       <w:tab/>
-      <w:t>2025-10-23</w:t>
+      <w:t>2025-10-24</w:t>
       <w:br/>
       <w:br/>
     </w:r>

--- a/klagomål/A 32651-2025 FSC-klagomål.docx
+++ b/klagomål/A 32651-2025 FSC-klagomål.docx
@@ -1727,7 +1727,7 @@
     <w:r>
       <w:tab/>
       <w:tab/>
-      <w:t>2025-10-24</w:t>
+      <w:t>2025-10-25</w:t>
       <w:br/>
       <w:br/>
     </w:r>

--- a/klagomål/A 32651-2025 FSC-klagomål.docx
+++ b/klagomål/A 32651-2025 FSC-klagomål.docx
@@ -1727,7 +1727,7 @@
     <w:r>
       <w:tab/>
       <w:tab/>
-      <w:t>2025-10-25</w:t>
+      <w:t>2025-10-26</w:t>
       <w:br/>
       <w:br/>
     </w:r>

--- a/klagomål/A 32651-2025 FSC-klagomål.docx
+++ b/klagomål/A 32651-2025 FSC-klagomål.docx
@@ -1727,7 +1727,7 @@
     <w:r>
       <w:tab/>
       <w:tab/>
-      <w:t>2025-10-26</w:t>
+      <w:t>2025-10-27</w:t>
       <w:br/>
       <w:br/>
     </w:r>

--- a/klagomål/A 32651-2025 FSC-klagomål.docx
+++ b/klagomål/A 32651-2025 FSC-klagomål.docx
@@ -1727,7 +1727,7 @@
     <w:r>
       <w:tab/>
       <w:tab/>
-      <w:t>2025-10-27</w:t>
+      <w:t>2025-10-28</w:t>
       <w:br/>
       <w:br/>
     </w:r>

--- a/klagomål/A 32651-2025 FSC-klagomål.docx
+++ b/klagomål/A 32651-2025 FSC-klagomål.docx
@@ -1727,7 +1727,7 @@
     <w:r>
       <w:tab/>
       <w:tab/>
-      <w:t>2025-10-28</w:t>
+      <w:t>2025-10-29</w:t>
       <w:br/>
       <w:br/>
     </w:r>

--- a/klagomål/A 32651-2025 FSC-klagomål.docx
+++ b/klagomål/A 32651-2025 FSC-klagomål.docx
@@ -1727,7 +1727,7 @@
     <w:r>
       <w:tab/>
       <w:tab/>
-      <w:t>2025-10-29</w:t>
+      <w:t>2025-10-30</w:t>
       <w:br/>
       <w:br/>
     </w:r>

--- a/klagomål/A 32651-2025 FSC-klagomål.docx
+++ b/klagomål/A 32651-2025 FSC-klagomål.docx
@@ -1727,7 +1727,7 @@
     <w:r>
       <w:tab/>
       <w:tab/>
-      <w:t>2025-10-30</w:t>
+      <w:t>2025-10-31</w:t>
       <w:br/>
       <w:br/>
     </w:r>

--- a/klagomål/A 32651-2025 FSC-klagomål.docx
+++ b/klagomål/A 32651-2025 FSC-klagomål.docx
@@ -1727,7 +1727,7 @@
     <w:r>
       <w:tab/>
       <w:tab/>
-      <w:t>2025-10-31</w:t>
+      <w:t>2025-11-01</w:t>
       <w:br/>
       <w:br/>
     </w:r>

--- a/klagomål/A 32651-2025 FSC-klagomål.docx
+++ b/klagomål/A 32651-2025 FSC-klagomål.docx
@@ -1727,7 +1727,7 @@
     <w:r>
       <w:tab/>
       <w:tab/>
-      <w:t>2025-11-01</w:t>
+      <w:t>2025-11-02</w:t>
       <w:br/>
       <w:br/>
     </w:r>

--- a/klagomål/A 32651-2025 FSC-klagomål.docx
+++ b/klagomål/A 32651-2025 FSC-klagomål.docx
@@ -1727,7 +1727,7 @@
     <w:r>
       <w:tab/>
       <w:tab/>
-      <w:t>2025-11-02</w:t>
+      <w:t>2025-11-03</w:t>
       <w:br/>
       <w:br/>
     </w:r>

--- a/klagomål/A 32651-2025 FSC-klagomål.docx
+++ b/klagomål/A 32651-2025 FSC-klagomål.docx
@@ -1727,7 +1727,7 @@
     <w:r>
       <w:tab/>
       <w:tab/>
-      <w:t>2025-11-03</w:t>
+      <w:t>2025-11-04</w:t>
       <w:br/>
       <w:br/>
     </w:r>

--- a/klagomål/A 32651-2025 FSC-klagomål.docx
+++ b/klagomål/A 32651-2025 FSC-klagomål.docx
@@ -1727,7 +1727,7 @@
     <w:r>
       <w:tab/>
       <w:tab/>
-      <w:t>2025-11-04</w:t>
+      <w:t>2025-11-05</w:t>
       <w:br/>
       <w:br/>
     </w:r>

--- a/klagomål/A 32651-2025 FSC-klagomål.docx
+++ b/klagomål/A 32651-2025 FSC-klagomål.docx
@@ -1727,7 +1727,7 @@
     <w:r>
       <w:tab/>
       <w:tab/>
-      <w:t>2025-11-05</w:t>
+      <w:t>2025-11-06</w:t>
       <w:br/>
       <w:br/>
     </w:r>

--- a/klagomål/A 32651-2025 FSC-klagomål.docx
+++ b/klagomål/A 32651-2025 FSC-klagomål.docx
@@ -1727,7 +1727,7 @@
     <w:r>
       <w:tab/>
       <w:tab/>
-      <w:t>2025-11-06</w:t>
+      <w:t>2025-11-07</w:t>
       <w:br/>
       <w:br/>
     </w:r>

--- a/klagomål/A 32651-2025 FSC-klagomål.docx
+++ b/klagomål/A 32651-2025 FSC-klagomål.docx
@@ -1727,7 +1727,7 @@
     <w:r>
       <w:tab/>
       <w:tab/>
-      <w:t>2025-11-07</w:t>
+      <w:t>2025-11-08</w:t>
       <w:br/>
       <w:br/>
     </w:r>

--- a/klagomål/A 32651-2025 FSC-klagomål.docx
+++ b/klagomål/A 32651-2025 FSC-klagomål.docx
@@ -1727,7 +1727,7 @@
     <w:r>
       <w:tab/>
       <w:tab/>
-      <w:t>2025-11-08</w:t>
+      <w:t>2025-11-09</w:t>
       <w:br/>
       <w:br/>
     </w:r>

--- a/klagomål/A 32651-2025 FSC-klagomål.docx
+++ b/klagomål/A 32651-2025 FSC-klagomål.docx
@@ -1727,7 +1727,7 @@
     <w:r>
       <w:tab/>
       <w:tab/>
-      <w:t>2025-11-09</w:t>
+      <w:t>2025-11-10</w:t>
       <w:br/>
       <w:br/>
     </w:r>

--- a/klagomål/A 32651-2025 FSC-klagomål.docx
+++ b/klagomål/A 32651-2025 FSC-klagomål.docx
@@ -1727,7 +1727,7 @@
     <w:r>
       <w:tab/>
       <w:tab/>
-      <w:t>2025-11-10</w:t>
+      <w:t>2025-11-11</w:t>
       <w:br/>
       <w:br/>
     </w:r>

--- a/klagomål/A 32651-2025 FSC-klagomål.docx
+++ b/klagomål/A 32651-2025 FSC-klagomål.docx
@@ -1727,7 +1727,7 @@
     <w:r>
       <w:tab/>
       <w:tab/>
-      <w:t>2025-11-11</w:t>
+      <w:t>2025-11-12</w:t>
       <w:br/>
       <w:br/>
     </w:r>

--- a/klagomål/A 32651-2025 FSC-klagomål.docx
+++ b/klagomål/A 32651-2025 FSC-klagomål.docx
@@ -1727,7 +1727,7 @@
     <w:r>
       <w:tab/>
       <w:tab/>
-      <w:t>2025-11-12</w:t>
+      <w:t>2025-11-13</w:t>
       <w:br/>
       <w:br/>
     </w:r>
